--- a/Swadge-HW/Manufacturing Information/2027 Swadge Summary.docx
+++ b/Swadge-HW/Manufacturing Information/2027 Swadge Summary.docx
@@ -1574,8 +1574,6 @@
       <w:pPr>
         <w:rPr>
           <w:rFonts w:cstheme="minorHAnsi"/>
-          <w:b/>
-          <w:bCs/>
         </w:rPr>
       </w:pPr>
       <w:r>
@@ -1648,7 +1646,7 @@
           </mc:Choice>
           <mc:Fallback>
             <w:pict>
-              <v:oval w14:anchorId="275D59F2" id="Oval 2" o:spid="_x0000_s1026" style="position:absolute;margin-left:94.4pt;margin-top:147.4pt;width:25.05pt;height:25.05pt;z-index:251706368;visibility:visible;mso-wrap-style:square;mso-wrap-distance-left:9pt;mso-wrap-distance-top:0;mso-wrap-distance-right:9pt;mso-wrap-distance-bottom:0;mso-position-horizontal:absolute;mso-position-horizontal-relative:text;mso-position-vertical:absolute;mso-position-vertical-relative:text;v-text-anchor:middle" o:gfxdata="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" filled="f" strokecolor="#e00" strokeweight="1pt">
+              <v:oval w14:anchorId="70BC82F2" id="Oval 2" o:spid="_x0000_s1026" style="position:absolute;margin-left:94.4pt;margin-top:147.4pt;width:25.05pt;height:25.05pt;z-index:251706368;visibility:visible;mso-wrap-style:square;mso-wrap-distance-left:9pt;mso-wrap-distance-top:0;mso-wrap-distance-right:9pt;mso-wrap-distance-bottom:0;mso-position-horizontal:absolute;mso-position-horizontal-relative:text;mso-position-vertical:absolute;mso-position-vertical-relative:text;v-text-anchor:middle" o:gfxdata="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" filled="f" strokecolor="#e00" strokeweight="1pt">
                 <v:stroke joinstyle="miter"/>
               </v:oval>
             </w:pict>
@@ -1725,7 +1723,7 @@
           </mc:Choice>
           <mc:Fallback>
             <w:pict>
-              <v:oval w14:anchorId="5EAF8681" id="Oval 2" o:spid="_x0000_s1026" style="position:absolute;margin-left:48.65pt;margin-top:263.1pt;width:25.05pt;height:25.05pt;z-index:251704320;visibility:visible;mso-wrap-style:square;mso-wrap-distance-left:9pt;mso-wrap-distance-top:0;mso-wrap-distance-right:9pt;mso-wrap-distance-bottom:0;mso-position-horizontal:absolute;mso-position-horizontal-relative:text;mso-position-vertical:absolute;mso-position-vertical-relative:text;v-text-anchor:middle" o:gfxdata="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" filled="f" strokecolor="#e00" strokeweight="1pt">
+              <v:oval w14:anchorId="716634F4" id="Oval 2" o:spid="_x0000_s1026" style="position:absolute;margin-left:48.65pt;margin-top:263.1pt;width:25.05pt;height:25.05pt;z-index:251704320;visibility:visible;mso-wrap-style:square;mso-wrap-distance-left:9pt;mso-wrap-distance-top:0;mso-wrap-distance-right:9pt;mso-wrap-distance-bottom:0;mso-position-horizontal:absolute;mso-position-horizontal-relative:text;mso-position-vertical:absolute;mso-position-vertical-relative:text;v-text-anchor:middle" o:gfxdata="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" filled="f" strokecolor="#e00" strokeweight="1pt">
                 <v:stroke joinstyle="miter"/>
               </v:oval>
             </w:pict>
@@ -1802,7 +1800,7 @@
           </mc:Choice>
           <mc:Fallback>
             <w:pict>
-              <v:oval w14:anchorId="58CFC02F" id="Oval 2" o:spid="_x0000_s1026" style="position:absolute;margin-left:89.85pt;margin-top:316.8pt;width:25.05pt;height:25.05pt;z-index:251702272;visibility:visible;mso-wrap-style:square;mso-wrap-distance-left:9pt;mso-wrap-distance-top:0;mso-wrap-distance-right:9pt;mso-wrap-distance-bottom:0;mso-position-horizontal:absolute;mso-position-horizontal-relative:text;mso-position-vertical:absolute;mso-position-vertical-relative:text;v-text-anchor:middle" o:gfxdata="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" filled="f" strokecolor="#e00" strokeweight="1pt">
+              <v:oval w14:anchorId="1F64DE48" id="Oval 2" o:spid="_x0000_s1026" style="position:absolute;margin-left:89.85pt;margin-top:316.8pt;width:25.05pt;height:25.05pt;z-index:251702272;visibility:visible;mso-wrap-style:square;mso-wrap-distance-left:9pt;mso-wrap-distance-top:0;mso-wrap-distance-right:9pt;mso-wrap-distance-bottom:0;mso-position-horizontal:absolute;mso-position-horizontal-relative:text;mso-position-vertical:absolute;mso-position-vertical-relative:text;v-text-anchor:middle" o:gfxdata="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" filled="f" strokecolor="#e00" strokeweight="1pt">
                 <v:stroke joinstyle="miter"/>
               </v:oval>
             </w:pict>
@@ -1879,7 +1877,7 @@
           </mc:Choice>
           <mc:Fallback>
             <w:pict>
-              <v:oval w14:anchorId="342CBE88" id="Oval 2" o:spid="_x0000_s1026" style="position:absolute;margin-left:379pt;margin-top:319.2pt;width:25.05pt;height:25.05pt;z-index:251700224;visibility:visible;mso-wrap-style:square;mso-wrap-distance-left:9pt;mso-wrap-distance-top:0;mso-wrap-distance-right:9pt;mso-wrap-distance-bottom:0;mso-position-horizontal:absolute;mso-position-horizontal-relative:text;mso-position-vertical:absolute;mso-position-vertical-relative:text;v-text-anchor:middle" o:gfxdata="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" filled="f" strokecolor="#e00" strokeweight="1pt">
+              <v:oval w14:anchorId="289B8333" id="Oval 2" o:spid="_x0000_s1026" style="position:absolute;margin-left:379pt;margin-top:319.2pt;width:25.05pt;height:25.05pt;z-index:251700224;visibility:visible;mso-wrap-style:square;mso-wrap-distance-left:9pt;mso-wrap-distance-top:0;mso-wrap-distance-right:9pt;mso-wrap-distance-bottom:0;mso-position-horizontal:absolute;mso-position-horizontal-relative:text;mso-position-vertical:absolute;mso-position-vertical-relative:text;v-text-anchor:middle" o:gfxdata="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" filled="f" strokecolor="#e00" strokeweight="1pt">
                 <v:stroke joinstyle="miter"/>
               </v:oval>
             </w:pict>
@@ -1956,7 +1954,7 @@
           </mc:Choice>
           <mc:Fallback>
             <w:pict>
-              <v:oval w14:anchorId="78329EB2" id="Oval 2" o:spid="_x0000_s1026" style="position:absolute;margin-left:422.15pt;margin-top:287.85pt;width:25.05pt;height:25.05pt;z-index:251698176;visibility:visible;mso-wrap-style:square;mso-wrap-distance-left:9pt;mso-wrap-distance-top:0;mso-wrap-distance-right:9pt;mso-wrap-distance-bottom:0;mso-position-horizontal:absolute;mso-position-horizontal-relative:text;mso-position-vertical:absolute;mso-position-vertical-relative:text;v-text-anchor:middle" o:gfxdata="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" filled="f" strokecolor="#e00" strokeweight="1pt">
+              <v:oval w14:anchorId="3A0679D0" id="Oval 2" o:spid="_x0000_s1026" style="position:absolute;margin-left:422.15pt;margin-top:287.85pt;width:25.05pt;height:25.05pt;z-index:251698176;visibility:visible;mso-wrap-style:square;mso-wrap-distance-left:9pt;mso-wrap-distance-top:0;mso-wrap-distance-right:9pt;mso-wrap-distance-bottom:0;mso-position-horizontal:absolute;mso-position-horizontal-relative:text;mso-position-vertical:absolute;mso-position-vertical-relative:text;v-text-anchor:middle" o:gfxdata="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" filled="f" strokecolor="#e00" strokeweight="1pt">
                 <v:stroke joinstyle="miter"/>
               </v:oval>
             </w:pict>
@@ -2033,7 +2031,7 @@
           </mc:Choice>
           <mc:Fallback>
             <w:pict>
-              <v:oval w14:anchorId="265238AB" id="Oval 2" o:spid="_x0000_s1026" style="position:absolute;margin-left:386.35pt;margin-top:151.3pt;width:25.05pt;height:25.05pt;z-index:251696128;visibility:visible;mso-wrap-style:square;mso-wrap-distance-left:9pt;mso-wrap-distance-top:0;mso-wrap-distance-right:9pt;mso-wrap-distance-bottom:0;mso-position-horizontal:absolute;mso-position-horizontal-relative:text;mso-position-vertical:absolute;mso-position-vertical-relative:text;v-text-anchor:middle" o:gfxdata="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" filled="f" strokecolor="#e00" strokeweight="1pt">
+              <v:oval w14:anchorId="5F2E2F1A" id="Oval 2" o:spid="_x0000_s1026" style="position:absolute;margin-left:386.35pt;margin-top:151.3pt;width:25.05pt;height:25.05pt;z-index:251696128;visibility:visible;mso-wrap-style:square;mso-wrap-distance-left:9pt;mso-wrap-distance-top:0;mso-wrap-distance-right:9pt;mso-wrap-distance-bottom:0;mso-position-horizontal:absolute;mso-position-horizontal-relative:text;mso-position-vertical:absolute;mso-position-vertical-relative:text;v-text-anchor:middle" o:gfxdata="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" filled="f" strokecolor="#e00" strokeweight="1pt">
                 <v:stroke joinstyle="miter"/>
               </v:oval>
             </w:pict>
@@ -2110,7 +2108,7 @@
           </mc:Choice>
           <mc:Fallback>
             <w:pict>
-              <v:oval w14:anchorId="7C6771A4" id="Oval 2" o:spid="_x0000_s1026" style="position:absolute;margin-left:370.6pt;margin-top:26.65pt;width:25.05pt;height:25.05pt;z-index:251694080;visibility:visible;mso-wrap-style:square;mso-wrap-distance-left:9pt;mso-wrap-distance-top:0;mso-wrap-distance-right:9pt;mso-wrap-distance-bottom:0;mso-position-horizontal:absolute;mso-position-horizontal-relative:text;mso-position-vertical:absolute;mso-position-vertical-relative:text;v-text-anchor:middle" o:gfxdata="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" filled="f" strokecolor="#e00" strokeweight="1pt">
+              <v:oval w14:anchorId="1923C30E" id="Oval 2" o:spid="_x0000_s1026" style="position:absolute;margin-left:370.6pt;margin-top:26.65pt;width:25.05pt;height:25.05pt;z-index:251694080;visibility:visible;mso-wrap-style:square;mso-wrap-distance-left:9pt;mso-wrap-distance-top:0;mso-wrap-distance-right:9pt;mso-wrap-distance-bottom:0;mso-position-horizontal:absolute;mso-position-horizontal-relative:text;mso-position-vertical:absolute;mso-position-vertical-relative:text;v-text-anchor:middle" o:gfxdata="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" filled="f" strokecolor="#e00" strokeweight="1pt">
                 <v:stroke joinstyle="miter"/>
               </v:oval>
             </w:pict>
@@ -2187,7 +2185,7 @@
           </mc:Choice>
           <mc:Fallback>
             <w:pict>
-              <v:oval w14:anchorId="622A80FD" id="Oval 2" o:spid="_x0000_s1026" style="position:absolute;margin-left:107.55pt;margin-top:22.15pt;width:25.05pt;height:25.05pt;z-index:251692032;visibility:visible;mso-wrap-style:square;mso-wrap-distance-left:9pt;mso-wrap-distance-top:0;mso-wrap-distance-right:9pt;mso-wrap-distance-bottom:0;mso-position-horizontal:absolute;mso-position-horizontal-relative:text;mso-position-vertical:absolute;mso-position-vertical-relative:text;v-text-anchor:middle" o:gfxdata="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" filled="f" strokecolor="#e00" strokeweight="1pt">
+              <v:oval w14:anchorId="3A400D3C" id="Oval 2" o:spid="_x0000_s1026" style="position:absolute;margin-left:107.55pt;margin-top:22.15pt;width:25.05pt;height:25.05pt;z-index:251692032;visibility:visible;mso-wrap-style:square;mso-wrap-distance-left:9pt;mso-wrap-distance-top:0;mso-wrap-distance-right:9pt;mso-wrap-distance-bottom:0;mso-position-horizontal:absolute;mso-position-horizontal-relative:text;mso-position-vertical:absolute;mso-position-vertical-relative:text;v-text-anchor:middle" o:gfxdata="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" filled="f" strokecolor="#e00" strokeweight="1pt">
                 <v:stroke joinstyle="miter"/>
               </v:oval>
             </w:pict>
@@ -2264,7 +2262,7 @@
           </mc:Choice>
           <mc:Fallback>
             <w:pict>
-              <v:oval w14:anchorId="56AA6328" id="Oval 2" o:spid="_x0000_s1026" style="position:absolute;margin-left:204.5pt;margin-top:114.15pt;width:25.05pt;height:25.05pt;z-index:251689984;visibility:visible;mso-wrap-style:square;mso-wrap-distance-left:9pt;mso-wrap-distance-top:0;mso-wrap-distance-right:9pt;mso-wrap-distance-bottom:0;mso-position-horizontal:absolute;mso-position-horizontal-relative:text;mso-position-vertical:absolute;mso-position-vertical-relative:text;v-text-anchor:middle" o:gfxdata="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" filled="f" strokecolor="#e00" strokeweight="1pt">
+              <v:oval w14:anchorId="12DC8A15" id="Oval 2" o:spid="_x0000_s1026" style="position:absolute;margin-left:204.5pt;margin-top:114.15pt;width:25.05pt;height:25.05pt;z-index:251689984;visibility:visible;mso-wrap-style:square;mso-wrap-distance-left:9pt;mso-wrap-distance-top:0;mso-wrap-distance-right:9pt;mso-wrap-distance-bottom:0;mso-position-horizontal:absolute;mso-position-horizontal-relative:text;mso-position-vertical:absolute;mso-position-vertical-relative:text;v-text-anchor:middle" o:gfxdata="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" filled="f" strokecolor="#e00" strokeweight="1pt">
                 <v:stroke joinstyle="miter"/>
               </v:oval>
             </w:pict>
@@ -2341,7 +2339,7 @@
           </mc:Choice>
           <mc:Fallback>
             <w:pict>
-              <v:oval w14:anchorId="3F67FBB9" id="Oval 2" o:spid="_x0000_s1026" style="position:absolute;margin-left:179.45pt;margin-top:166pt;width:25.05pt;height:25.05pt;z-index:251687936;visibility:visible;mso-wrap-style:square;mso-wrap-distance-left:9pt;mso-wrap-distance-top:0;mso-wrap-distance-right:9pt;mso-wrap-distance-bottom:0;mso-position-horizontal:absolute;mso-position-horizontal-relative:text;mso-position-vertical:absolute;mso-position-vertical-relative:text;v-text-anchor:middle" o:gfxdata="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" filled="f" strokecolor="#e00" strokeweight="1pt">
+              <v:oval w14:anchorId="4EA6BE23" id="Oval 2" o:spid="_x0000_s1026" style="position:absolute;margin-left:179.45pt;margin-top:166pt;width:25.05pt;height:25.05pt;z-index:251687936;visibility:visible;mso-wrap-style:square;mso-wrap-distance-left:9pt;mso-wrap-distance-top:0;mso-wrap-distance-right:9pt;mso-wrap-distance-bottom:0;mso-position-horizontal:absolute;mso-position-horizontal-relative:text;mso-position-vertical:absolute;mso-position-vertical-relative:text;v-text-anchor:middle" o:gfxdata="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" filled="f" strokecolor="#e00" strokeweight="1pt">
                 <v:stroke joinstyle="miter"/>
               </v:oval>
             </w:pict>
@@ -2418,7 +2416,7 @@
           </mc:Choice>
           <mc:Fallback>
             <w:pict>
-              <v:oval w14:anchorId="200F0C67" id="Oval 2" o:spid="_x0000_s1026" style="position:absolute;margin-left:206.25pt;margin-top:210.4pt;width:25.05pt;height:25.05pt;z-index:251685888;visibility:visible;mso-wrap-style:square;mso-wrap-distance-left:9pt;mso-wrap-distance-top:0;mso-wrap-distance-right:9pt;mso-wrap-distance-bottom:0;mso-position-horizontal:absolute;mso-position-horizontal-relative:text;mso-position-vertical:absolute;mso-position-vertical-relative:text;v-text-anchor:middle" o:gfxdata="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" filled="f" strokecolor="#e00" strokeweight="1pt">
+              <v:oval w14:anchorId="78176E5A" id="Oval 2" o:spid="_x0000_s1026" style="position:absolute;margin-left:206.25pt;margin-top:210.4pt;width:25.05pt;height:25.05pt;z-index:251685888;visibility:visible;mso-wrap-style:square;mso-wrap-distance-left:9pt;mso-wrap-distance-top:0;mso-wrap-distance-right:9pt;mso-wrap-distance-bottom:0;mso-position-horizontal:absolute;mso-position-horizontal-relative:text;mso-position-vertical:absolute;mso-position-vertical-relative:text;v-text-anchor:middle" o:gfxdata="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" filled="f" strokecolor="#e00" strokeweight="1pt">
                 <v:stroke joinstyle="miter"/>
               </v:oval>
             </w:pict>
@@ -2495,7 +2493,7 @@
           </mc:Choice>
           <mc:Fallback>
             <w:pict>
-              <v:oval w14:anchorId="1DB86FCE" id="Oval 2" o:spid="_x0000_s1026" style="position:absolute;margin-left:275.65pt;margin-top:210.95pt;width:25.05pt;height:25.05pt;z-index:251683840;visibility:visible;mso-wrap-style:square;mso-wrap-distance-left:9pt;mso-wrap-distance-top:0;mso-wrap-distance-right:9pt;mso-wrap-distance-bottom:0;mso-position-horizontal:absolute;mso-position-horizontal-relative:text;mso-position-vertical:absolute;mso-position-vertical-relative:text;v-text-anchor:middle" o:gfxdata="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" filled="f" strokecolor="#e00" strokeweight="1pt">
+              <v:oval w14:anchorId="31DDBC06" id="Oval 2" o:spid="_x0000_s1026" style="position:absolute;margin-left:275.65pt;margin-top:210.95pt;width:25.05pt;height:25.05pt;z-index:251683840;visibility:visible;mso-wrap-style:square;mso-wrap-distance-left:9pt;mso-wrap-distance-top:0;mso-wrap-distance-right:9pt;mso-wrap-distance-bottom:0;mso-position-horizontal:absolute;mso-position-horizontal-relative:text;mso-position-vertical:absolute;mso-position-vertical-relative:text;v-text-anchor:middle" o:gfxdata="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" filled="f" strokecolor="#e00" strokeweight="1pt">
                 <v:stroke joinstyle="miter"/>
               </v:oval>
             </w:pict>
@@ -2572,7 +2570,7 @@
           </mc:Choice>
           <mc:Fallback>
             <w:pict>
-              <v:oval w14:anchorId="71CF7C0E" id="Oval 2" o:spid="_x0000_s1026" style="position:absolute;margin-left:300.6pt;margin-top:165.8pt;width:25.05pt;height:25.05pt;z-index:251681792;visibility:visible;mso-wrap-style:square;mso-wrap-distance-left:9pt;mso-wrap-distance-top:0;mso-wrap-distance-right:9pt;mso-wrap-distance-bottom:0;mso-position-horizontal:absolute;mso-position-horizontal-relative:text;mso-position-vertical:absolute;mso-position-vertical-relative:text;v-text-anchor:middle" o:gfxdata="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" filled="f" strokecolor="#e00" strokeweight="1pt">
+              <v:oval w14:anchorId="7BA5AFA3" id="Oval 2" o:spid="_x0000_s1026" style="position:absolute;margin-left:300.6pt;margin-top:165.8pt;width:25.05pt;height:25.05pt;z-index:251681792;visibility:visible;mso-wrap-style:square;mso-wrap-distance-left:9pt;mso-wrap-distance-top:0;mso-wrap-distance-right:9pt;mso-wrap-distance-bottom:0;mso-position-horizontal:absolute;mso-position-horizontal-relative:text;mso-position-vertical:absolute;mso-position-vertical-relative:text;v-text-anchor:middle" o:gfxdata="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" filled="f" strokecolor="#e00" strokeweight="1pt">
                 <v:stroke joinstyle="miter"/>
               </v:oval>
             </w:pict>
@@ -2649,7 +2647,7 @@
           </mc:Choice>
           <mc:Fallback>
             <w:pict>
-              <v:oval w14:anchorId="13AC1EDE" id="Oval 2" o:spid="_x0000_s1026" style="position:absolute;margin-left:273.55pt;margin-top:111.85pt;width:25.05pt;height:25.05pt;z-index:251679744;visibility:visible;mso-wrap-style:square;mso-wrap-distance-left:9pt;mso-wrap-distance-top:0;mso-wrap-distance-right:9pt;mso-wrap-distance-bottom:0;mso-position-horizontal:absolute;mso-position-horizontal-relative:text;mso-position-vertical:absolute;mso-position-vertical-relative:text;v-text-anchor:middle" o:gfxdata="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" filled="f" strokecolor="#e00" strokeweight="1pt">
+              <v:oval w14:anchorId="44D47F09" id="Oval 2" o:spid="_x0000_s1026" style="position:absolute;margin-left:273.55pt;margin-top:111.85pt;width:25.05pt;height:25.05pt;z-index:251679744;visibility:visible;mso-wrap-style:square;mso-wrap-distance-left:9pt;mso-wrap-distance-top:0;mso-wrap-distance-right:9pt;mso-wrap-distance-bottom:0;mso-position-horizontal:absolute;mso-position-horizontal-relative:text;mso-position-vertical:absolute;mso-position-vertical-relative:text;v-text-anchor:middle" o:gfxdata="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" filled="f" strokecolor="#e00" strokeweight="1pt">
                 <v:stroke joinstyle="miter"/>
               </v:oval>
             </w:pict>
@@ -2696,63 +2694,70 @@
           </wp:inline>
         </w:drawing>
       </w:r>
-      <w:r>
-        <w:rPr>
-          <w:rFonts w:cstheme="minorHAnsi"/>
-        </w:rPr>
-        <w:t>It is recommended to apply</w:t>
-      </w:r>
-      <w:r>
-        <w:rPr>
-          <w:rFonts w:cstheme="minorHAnsi"/>
-        </w:rPr>
-        <w:t xml:space="preserve"> </w:t>
-      </w:r>
-      <w:proofErr w:type="gramStart"/>
-      <w:r>
-        <w:rPr>
-          <w:rFonts w:cstheme="minorHAnsi"/>
-        </w:rPr>
-        <w:t xml:space="preserve">4 </w:t>
-      </w:r>
-      <w:r>
-        <w:rPr>
-          <w:rFonts w:cstheme="minorHAnsi"/>
-        </w:rPr>
-        <w:t xml:space="preserve"> pieces</w:t>
-      </w:r>
-      <w:proofErr w:type="gramEnd"/>
-      <w:r>
-        <w:rPr>
-          <w:rFonts w:cstheme="minorHAnsi"/>
-        </w:rPr>
-        <w:t xml:space="preserve"> of</w:t>
-      </w:r>
-      <w:r>
-        <w:rPr>
-          <w:rFonts w:cstheme="minorHAnsi"/>
-        </w:rPr>
-        <w:t xml:space="preserve"> tape in the following locations underneath the acrylic, shown as rectangles in </w:t>
-      </w:r>
-      <w:r>
-        <w:rPr>
-          <w:rFonts w:cstheme="minorHAnsi"/>
-        </w:rPr>
-        <w:t>red</w:t>
-      </w:r>
-      <w:r>
-        <w:rPr>
-          <w:rFonts w:cstheme="minorHAnsi"/>
-        </w:rPr>
-        <w:t xml:space="preserve">. </w:t>
-      </w:r>
-      <w:r>
+    </w:p>
+    <w:p>
+      <w:pPr>
+        <w:rPr>
+          <w:rFonts w:cstheme="minorHAnsi"/>
+        </w:rPr>
+      </w:pPr>
+      <w:r>
+        <w:rPr>
+          <w:rFonts w:cstheme="minorHAnsi"/>
+        </w:rPr>
+        <w:br w:type="page"/>
+      </w:r>
+    </w:p>
+    <w:p>
+      <w:pPr>
         <w:rPr>
           <w:rFonts w:cstheme="minorHAnsi"/>
           <w:b/>
           <w:bCs/>
         </w:rPr>
-        <w:t xml:space="preserve">Do not use </w:t>
+      </w:pPr>
+      <w:r>
+        <w:rPr>
+          <w:rFonts w:cstheme="minorHAnsi"/>
+        </w:rPr>
+        <w:lastRenderedPageBreak/>
+        <w:t>It is recommended to apply</w:t>
+      </w:r>
+      <w:r>
+        <w:rPr>
+          <w:rFonts w:cstheme="minorHAnsi"/>
+        </w:rPr>
+        <w:t xml:space="preserve"> </w:t>
+      </w:r>
+      <w:r>
+        <w:rPr>
+          <w:rFonts w:cstheme="minorHAnsi"/>
+        </w:rPr>
+        <w:t>4</w:t>
+      </w:r>
+      <w:r>
+        <w:rPr>
+          <w:rFonts w:cstheme="minorHAnsi"/>
+        </w:rPr>
+        <w:t xml:space="preserve"> pieces of</w:t>
+      </w:r>
+      <w:r>
+        <w:rPr>
+          <w:rFonts w:cstheme="minorHAnsi"/>
+        </w:rPr>
+        <w:t xml:space="preserve"> tape in the following locations underneath the acrylic, shown as rectangles in </w:t>
+      </w:r>
+      <w:r>
+        <w:rPr>
+          <w:rFonts w:cstheme="minorHAnsi"/>
+        </w:rPr>
+        <w:t>red</w:t>
+      </w:r>
+      <w:r>
+        <w:rPr>
+          <w:rFonts w:cstheme="minorHAnsi"/>
+        </w:rPr>
+        <w:t xml:space="preserve">. </w:t>
       </w:r>
       <w:r>
         <w:rPr>
@@ -2760,7 +2765,7 @@
           <w:b/>
           <w:bCs/>
         </w:rPr>
-        <w:t>glue</w:t>
+        <w:t xml:space="preserve">Do not use </w:t>
       </w:r>
       <w:r>
         <w:rPr>
@@ -2768,30 +2773,122 @@
           <w:b/>
           <w:bCs/>
         </w:rPr>
-        <w:t>.</w:t>
-      </w:r>
-    </w:p>
-    <w:p>
-      <w:pPr>
+        <w:t>glue</w:t>
+      </w:r>
+      <w:r>
         <w:rPr>
           <w:rFonts w:cstheme="minorHAnsi"/>
           <w:b/>
           <w:bCs/>
         </w:rPr>
+        <w:t>.</w:t>
+      </w:r>
+    </w:p>
+    <w:p>
+      <w:pPr>
+        <w:rPr>
+          <w:rFonts w:cstheme="minorHAnsi"/>
+          <w:b/>
+          <w:bCs/>
+        </w:rPr>
       </w:pPr>
       <w:r>
         <w:rPr>
           <w:rFonts w:cstheme="minorHAnsi"/>
           <w:noProof/>
         </w:rPr>
-        <w:lastRenderedPageBreak/>
         <mc:AlternateContent>
           <mc:Choice Requires="wps">
             <w:drawing>
-              <wp:anchor distT="0" distB="0" distL="114300" distR="114300" simplePos="0" relativeHeight="251723776" behindDoc="0" locked="0" layoutInCell="1" allowOverlap="1" wp14:anchorId="05A233C7" wp14:editId="54FA4D6E">
+              <wp:anchor distT="0" distB="0" distL="114300" distR="114300" simplePos="0" relativeHeight="251721728" behindDoc="0" locked="0" layoutInCell="1" allowOverlap="1" wp14:anchorId="6888A3A1" wp14:editId="6E8DA88F">
                 <wp:simplePos x="0" y="0"/>
                 <wp:positionH relativeFrom="margin">
-                  <wp:posOffset>3056227</wp:posOffset>
+                  <wp:posOffset>3056255</wp:posOffset>
+                </wp:positionH>
+                <wp:positionV relativeFrom="paragraph">
+                  <wp:posOffset>2849880</wp:posOffset>
+                </wp:positionV>
+                <wp:extent cx="228600" cy="640080"/>
+                <wp:effectExtent l="3810" t="0" r="22860" b="22860"/>
+                <wp:wrapNone/>
+                <wp:docPr id="1642348629" name="Rectangle 3"/>
+                <wp:cNvGraphicFramePr/>
+                <a:graphic xmlns:a="http://schemas.openxmlformats.org/drawingml/2006/main">
+                  <a:graphicData uri="http://schemas.microsoft.com/office/word/2010/wordprocessingShape">
+                    <wps:wsp>
+                      <wps:cNvSpPr/>
+                      <wps:spPr>
+                        <a:xfrm rot="5400000">
+                          <a:off x="0" y="0"/>
+                          <a:ext cx="228600" cy="640080"/>
+                        </a:xfrm>
+                        <a:prstGeom prst="rect">
+                          <a:avLst/>
+                        </a:prstGeom>
+                        <a:solidFill>
+                          <a:srgbClr val="EE0000"/>
+                        </a:solidFill>
+                        <a:ln>
+                          <a:solidFill>
+                            <a:srgbClr val="C00000"/>
+                          </a:solidFill>
+                        </a:ln>
+                      </wps:spPr>
+                      <wps:style>
+                        <a:lnRef idx="2">
+                          <a:schemeClr val="accent4">
+                            <a:shade val="15000"/>
+                          </a:schemeClr>
+                        </a:lnRef>
+                        <a:fillRef idx="1">
+                          <a:schemeClr val="accent4"/>
+                        </a:fillRef>
+                        <a:effectRef idx="0">
+                          <a:schemeClr val="accent4"/>
+                        </a:effectRef>
+                        <a:fontRef idx="minor">
+                          <a:schemeClr val="lt1"/>
+                        </a:fontRef>
+                      </wps:style>
+                      <wps:bodyPr rot="0" spcFirstLastPara="0" vertOverflow="overflow" horzOverflow="overflow" vert="horz" wrap="square" lIns="91440" tIns="45720" rIns="91440" bIns="45720" numCol="1" spcCol="0" rtlCol="0" fromWordArt="0" anchor="ctr" anchorCtr="0" forceAA="0" compatLnSpc="1">
+                        <a:prstTxWarp prst="textNoShape">
+                          <a:avLst/>
+                        </a:prstTxWarp>
+                        <a:noAutofit/>
+                      </wps:bodyPr>
+                    </wps:wsp>
+                  </a:graphicData>
+                </a:graphic>
+                <wp14:sizeRelH relativeFrom="margin">
+                  <wp14:pctWidth>0</wp14:pctWidth>
+                </wp14:sizeRelH>
+                <wp14:sizeRelV relativeFrom="margin">
+                  <wp14:pctHeight>0</wp14:pctHeight>
+                </wp14:sizeRelV>
+              </wp:anchor>
+            </w:drawing>
+          </mc:Choice>
+          <mc:Fallback>
+            <w:pict>
+              <v:rect w14:anchorId="2EA9038B" id="Rectangle 3" o:spid="_x0000_s1026" style="position:absolute;margin-left:240.65pt;margin-top:224.4pt;width:18pt;height:50.4pt;rotation:90;z-index:251721728;visibility:visible;mso-wrap-style:square;mso-width-percent:0;mso-height-percent:0;mso-wrap-distance-left:9pt;mso-wrap-distance-top:0;mso-wrap-distance-right:9pt;mso-wrap-distance-bottom:0;mso-position-horizontal:absolute;mso-position-horizontal-relative:margin;mso-position-vertical:absolute;mso-position-vertical-relative:text;mso-width-percent:0;mso-height-percent:0;mso-width-relative:margin;mso-height-relative:margin;v-text-anchor:middle" o:gfxdata="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" fillcolor="#e00" strokecolor="#c00000" strokeweight="1pt">
+                <w10:wrap anchorx="margin"/>
+              </v:rect>
+            </w:pict>
+          </mc:Fallback>
+        </mc:AlternateContent>
+      </w:r>
+      <w:r>
+        <w:rPr>
+          <w:rFonts w:cstheme="minorHAnsi"/>
+          <w:noProof/>
+        </w:rPr>
+        <mc:AlternateContent>
+          <mc:Choice Requires="wps">
+            <w:drawing>
+              <wp:anchor distT="0" distB="0" distL="114300" distR="114300" simplePos="0" relativeHeight="251723776" behindDoc="0" locked="0" layoutInCell="1" allowOverlap="1" wp14:anchorId="05A233C7" wp14:editId="4B886A16">
+                <wp:simplePos x="0" y="0"/>
+                <wp:positionH relativeFrom="margin">
+                  <wp:posOffset>3055620</wp:posOffset>
                 </wp:positionH>
                 <wp:positionV relativeFrom="paragraph">
                   <wp:posOffset>993775</wp:posOffset>
@@ -2858,92 +2955,7 @@
           </mc:Choice>
           <mc:Fallback>
             <w:pict>
-              <v:rect w14:anchorId="615BADED" id="Rectangle 3" o:spid="_x0000_s1026" style="position:absolute;margin-left:240.65pt;margin-top:78.25pt;width:18pt;height:50.4pt;rotation:90;z-index:251723776;visibility:visible;mso-wrap-style:square;mso-width-percent:0;mso-height-percent:0;mso-wrap-distance-left:9pt;mso-wrap-distance-top:0;mso-wrap-distance-right:9pt;mso-wrap-distance-bottom:0;mso-position-horizontal:absolute;mso-position-horizontal-relative:margin;mso-position-vertical:absolute;mso-position-vertical-relative:text;mso-width-percent:0;mso-height-percent:0;mso-width-relative:margin;mso-height-relative:margin;v-text-anchor:middle" o:gfxdata="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" fillcolor="#e00" strokecolor="#c00000" strokeweight="1pt">
-                <w10:wrap anchorx="margin"/>
-              </v:rect>
-            </w:pict>
-          </mc:Fallback>
-        </mc:AlternateContent>
-      </w:r>
-      <w:r>
-        <w:rPr>
-          <w:rFonts w:cstheme="minorHAnsi"/>
-          <w:noProof/>
-        </w:rPr>
-        <mc:AlternateContent>
-          <mc:Choice Requires="wps">
-            <w:drawing>
-              <wp:anchor distT="0" distB="0" distL="114300" distR="114300" simplePos="0" relativeHeight="251721728" behindDoc="0" locked="0" layoutInCell="1" allowOverlap="1" wp14:anchorId="6888A3A1" wp14:editId="21796A4D">
-                <wp:simplePos x="0" y="0"/>
-                <wp:positionH relativeFrom="margin">
-                  <wp:posOffset>3104626</wp:posOffset>
-                </wp:positionH>
-                <wp:positionV relativeFrom="paragraph">
-                  <wp:posOffset>2850405</wp:posOffset>
-                </wp:positionV>
-                <wp:extent cx="228600" cy="640080"/>
-                <wp:effectExtent l="3810" t="0" r="22860" b="22860"/>
-                <wp:wrapNone/>
-                <wp:docPr id="1642348629" name="Rectangle 3"/>
-                <wp:cNvGraphicFramePr/>
-                <a:graphic xmlns:a="http://schemas.openxmlformats.org/drawingml/2006/main">
-                  <a:graphicData uri="http://schemas.microsoft.com/office/word/2010/wordprocessingShape">
-                    <wps:wsp>
-                      <wps:cNvSpPr/>
-                      <wps:spPr>
-                        <a:xfrm rot="5400000">
-                          <a:off x="0" y="0"/>
-                          <a:ext cx="228600" cy="640080"/>
-                        </a:xfrm>
-                        <a:prstGeom prst="rect">
-                          <a:avLst/>
-                        </a:prstGeom>
-                        <a:solidFill>
-                          <a:srgbClr val="EE0000"/>
-                        </a:solidFill>
-                        <a:ln>
-                          <a:solidFill>
-                            <a:srgbClr val="C00000"/>
-                          </a:solidFill>
-                        </a:ln>
-                      </wps:spPr>
-                      <wps:style>
-                        <a:lnRef idx="2">
-                          <a:schemeClr val="accent4">
-                            <a:shade val="15000"/>
-                          </a:schemeClr>
-                        </a:lnRef>
-                        <a:fillRef idx="1">
-                          <a:schemeClr val="accent4"/>
-                        </a:fillRef>
-                        <a:effectRef idx="0">
-                          <a:schemeClr val="accent4"/>
-                        </a:effectRef>
-                        <a:fontRef idx="minor">
-                          <a:schemeClr val="lt1"/>
-                        </a:fontRef>
-                      </wps:style>
-                      <wps:bodyPr rot="0" spcFirstLastPara="0" vertOverflow="overflow" horzOverflow="overflow" vert="horz" wrap="square" lIns="91440" tIns="45720" rIns="91440" bIns="45720" numCol="1" spcCol="0" rtlCol="0" fromWordArt="0" anchor="ctr" anchorCtr="0" forceAA="0" compatLnSpc="1">
-                        <a:prstTxWarp prst="textNoShape">
-                          <a:avLst/>
-                        </a:prstTxWarp>
-                        <a:noAutofit/>
-                      </wps:bodyPr>
-                    </wps:wsp>
-                  </a:graphicData>
-                </a:graphic>
-                <wp14:sizeRelH relativeFrom="margin">
-                  <wp14:pctWidth>0</wp14:pctWidth>
-                </wp14:sizeRelH>
-                <wp14:sizeRelV relativeFrom="margin">
-                  <wp14:pctHeight>0</wp14:pctHeight>
-                </wp14:sizeRelV>
-              </wp:anchor>
-            </w:drawing>
-          </mc:Choice>
-          <mc:Fallback>
-            <w:pict>
-              <v:rect w14:anchorId="57C0D9FD" id="Rectangle 3" o:spid="_x0000_s1026" style="position:absolute;margin-left:244.45pt;margin-top:224.45pt;width:18pt;height:50.4pt;rotation:90;z-index:251721728;visibility:visible;mso-wrap-style:square;mso-width-percent:0;mso-height-percent:0;mso-wrap-distance-left:9pt;mso-wrap-distance-top:0;mso-wrap-distance-right:9pt;mso-wrap-distance-bottom:0;mso-position-horizontal:absolute;mso-position-horizontal-relative:margin;mso-position-vertical:absolute;mso-position-vertical-relative:text;mso-width-percent:0;mso-height-percent:0;mso-width-relative:margin;mso-height-relative:margin;v-text-anchor:middle" o:gfxdata="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" fillcolor="#e00" strokecolor="#c00000" strokeweight="1pt">
+              <v:rect w14:anchorId="691CACC4" id="Rectangle 3" o:spid="_x0000_s1026" style="position:absolute;margin-left:240.6pt;margin-top:78.25pt;width:18pt;height:50.4pt;rotation:90;z-index:251723776;visibility:visible;mso-wrap-style:square;mso-width-percent:0;mso-height-percent:0;mso-wrap-distance-left:9pt;mso-wrap-distance-top:0;mso-wrap-distance-right:9pt;mso-wrap-distance-bottom:0;mso-position-horizontal:absolute;mso-position-horizontal-relative:margin;mso-position-vertical:absolute;mso-position-vertical-relative:text;mso-width-percent:0;mso-height-percent:0;mso-width-relative:margin;mso-height-relative:margin;v-text-anchor:middle" o:gfxdata="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" fillcolor="#e00" strokecolor="#c00000" strokeweight="1pt">
                 <w10:wrap anchorx="margin"/>
               </v:rect>
             </w:pict>
@@ -3028,7 +3040,7 @@
           </mc:Choice>
           <mc:Fallback>
             <w:pict>
-              <v:rect w14:anchorId="6A53571F" id="Rectangle 3" o:spid="_x0000_s1026" style="position:absolute;margin-left:45.6pt;margin-top:329.65pt;width:18pt;height:50.4pt;rotation:10711003fd;z-index:251719680;visibility:visible;mso-wrap-style:square;mso-width-percent:0;mso-height-percent:0;mso-wrap-distance-left:9pt;mso-wrap-distance-top:0;mso-wrap-distance-right:9pt;mso-wrap-distance-bottom:0;mso-position-horizontal:absolute;mso-position-horizontal-relative:margin;mso-position-vertical:absolute;mso-position-vertical-relative:text;mso-width-percent:0;mso-height-percent:0;mso-width-relative:margin;mso-height-relative:margin;v-text-anchor:middle" o:gfxdata="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" fillcolor="#e00" strokecolor="#c00000" strokeweight="1pt">
+              <v:rect w14:anchorId="4C6E1042" id="Rectangle 3" o:spid="_x0000_s1026" style="position:absolute;margin-left:45.6pt;margin-top:329.65pt;width:18pt;height:50.4pt;rotation:10711003fd;z-index:251719680;visibility:visible;mso-wrap-style:square;mso-width-percent:0;mso-height-percent:0;mso-wrap-distance-left:9pt;mso-wrap-distance-top:0;mso-wrap-distance-right:9pt;mso-wrap-distance-bottom:0;mso-position-horizontal:absolute;mso-position-horizontal-relative:margin;mso-position-vertical:absolute;mso-position-vertical-relative:text;mso-width-percent:0;mso-height-percent:0;mso-width-relative:margin;mso-height-relative:margin;v-text-anchor:middle" o:gfxdata="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" fillcolor="#e00" strokecolor="#c00000" strokeweight="1pt">
                 <w10:wrap anchorx="margin"/>
               </v:rect>
             </w:pict>
@@ -3113,7 +3125,7 @@
           </mc:Choice>
           <mc:Fallback>
             <w:pict>
-              <v:rect w14:anchorId="78492987" id="Rectangle 3" o:spid="_x0000_s1026" style="position:absolute;margin-left:422.05pt;margin-top:333.25pt;width:18pt;height:50.4pt;rotation:-10290179fd;z-index:251717632;visibility:visible;mso-wrap-style:square;mso-width-percent:0;mso-height-percent:0;mso-wrap-distance-left:9pt;mso-wrap-distance-top:0;mso-wrap-distance-right:9pt;mso-wrap-distance-bottom:0;mso-position-horizontal:absolute;mso-position-horizontal-relative:margin;mso-position-vertical:absolute;mso-position-vertical-relative:text;mso-width-percent:0;mso-height-percent:0;mso-width-relative:margin;mso-height-relative:margin;v-text-anchor:middle" o:gfxdata="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" fillcolor="#e00" strokecolor="#c00000" strokeweight="1pt">
+              <v:rect w14:anchorId="30CBD055" id="Rectangle 3" o:spid="_x0000_s1026" style="position:absolute;margin-left:422.05pt;margin-top:333.25pt;width:18pt;height:50.4pt;rotation:-10290179fd;z-index:251717632;visibility:visible;mso-wrap-style:square;mso-width-percent:0;mso-height-percent:0;mso-wrap-distance-left:9pt;mso-wrap-distance-top:0;mso-wrap-distance-right:9pt;mso-wrap-distance-bottom:0;mso-position-horizontal:absolute;mso-position-horizontal-relative:margin;mso-position-vertical:absolute;mso-position-vertical-relative:text;mso-width-percent:0;mso-height-percent:0;mso-width-relative:margin;mso-height-relative:margin;v-text-anchor:middle" o:gfxdata="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" fillcolor="#e00" strokecolor="#c00000" strokeweight="1pt">
                 <w10:wrap anchorx="margin"/>
               </v:rect>
             </w:pict>
@@ -3398,6 +3410,7 @@
           <w:b/>
           <w:bCs/>
         </w:rPr>
+        <w:lastRenderedPageBreak/>
         <w:t>Testing:</w:t>
       </w:r>
     </w:p>
@@ -3416,7 +3429,6 @@
         <w:rPr>
           <w:rFonts w:cstheme="minorHAnsi"/>
         </w:rPr>
-        <w:lastRenderedPageBreak/>
         <w:t>Each unit will be tested after programming</w:t>
       </w:r>
       <w:r>
